--- a/10_Problem10_Credit_Line_Management/reports/financial_impact_reporting_packaging/Credit_Line_Management_Financial_Impact_Report.docx
+++ b/10_Problem10_Credit_Line_Management/reports/financial_impact_reporting_packaging/Credit_Line_Management_Financial_Impact_Report.docx
@@ -47,6 +47,38 @@
     <w:p>
       <w:r>
         <w:t>This dataset has no true credit-limit or balance-to-limit utilization field (see Section 6). 'Utilization-trend' is honestly reinterpreted as PD_TREND = DYNAMIC_PD (Problem 6, real, current) minus STATIC_PD (Problem 1, real, origination-time) for the same customer.</w:t>
+      </w:r>
+    </w:p>
+    <w:p>
+      <w:r>
+        <w:rPr>
+          <w:b/>
+        </w:rPr>
+        <w:t>Business Impact — Modeled Estimate, Not Audited Value</w:t>
+      </w:r>
+    </w:p>
+    <w:p>
+      <w:r>
+        <w:rPr>
+          <w:b w:val="0"/>
+        </w:rPr>
+        <w:t>The $4,108,042-per-cycle ($49.3M annualized) estimated net benefit and the 94,701% Year-1 ROI figure are self-computed under this report's own policy assumptions — they have not been audited by a third party or realized inside a live institution. The ROI percentage in particular should be read as a model output, not a claimed real-world return.</w:t>
+      </w:r>
+    </w:p>
+    <w:p>
+      <w:r>
+        <w:rPr>
+          <w:b/>
+        </w:rPr>
+        <w:t>Independent Audit Status</w:t>
+      </w:r>
+    </w:p>
+    <w:p>
+      <w:r>
+        <w:rPr>
+          <w:b w:val="0"/>
+        </w:rPr>
+        <w:t>This project was developed as an independent portfolio body of work and has not undergone formal validation, audit, or sign-off by a financial institution's model risk management (SR 11-7 or equivalent) function, a third-party auditor, or a regulator. All model outputs, risk metrics, and business-impact figures in this report are self-computed under the assumptions stated herein and have not been realized in a live production environment at a financial institution.</w:t>
       </w:r>
     </w:p>
     <w:p>
